--- a/Cours/6eme/SaintExupery/Chapitre_4_2/Documents/Chapitre 4 - Partie 2 - Utiliser les propriétés de la proportionnalité (A trou).docx
+++ b/Cours/6eme/SaintExupery/Chapitre_4_2/Documents/Chapitre 4 - Partie 2 - Utiliser les propriétés de la proportionnalité (A trou).docx
@@ -1435,443 +1435,6 @@
       </w:r>
       <w:r>
         <w:t>€</w:t>
-      </w:r>
-    </w:p>
-    <w:p>
-      <w:pPr>
-        <w:pStyle w:val="Titre1"/>
-        <w:rPr>
-          <w:rFonts w:ascii="Times New Roman" w:hAnsi="Times New Roman"/>
-        </w:rPr>
-      </w:pPr>
-      <w:r>
-        <w:t>I</w:t>
-      </w:r>
-      <w:r>
-        <w:t>V</w:t>
-      </w:r>
-      <w:r>
-        <w:t xml:space="preserve"> – </w:t>
-      </w:r>
-      <w:r>
-        <w:t>Règle de trois</w:t>
-      </w:r>
-      <w:r>
-        <w:rPr>
-          <w:rFonts w:ascii="Times New Roman" w:hAnsi="Times New Roman"/>
-        </w:rPr>
-        <w:t xml:space="preserve"> </w:t>
-      </w:r>
-      <w:r>
-        <w:t>:</w:t>
-      </w:r>
-    </w:p>
-    <w:p>
-      <w:r>
-        <w:rPr>
-          <w:noProof/>
-          <w:lang w:eastAsia="fr-FR"/>
-        </w:rPr>
-        <mc:AlternateContent>
-          <mc:Choice Requires="wps">
-            <w:drawing>
-              <wp:inline distT="0" distB="0" distL="0" distR="0" wp14:anchorId="1E4C6E7F" wp14:editId="1961FC45">
-                <wp:extent cx="6228000" cy="1500987"/>
-                <wp:effectExtent l="57150" t="57150" r="20955" b="23495"/>
-                <wp:docPr id="12" name="Zone de texte 2"/>
-                <wp:cNvGraphicFramePr>
-                  <a:graphicFrameLocks xmlns:a="http://schemas.openxmlformats.org/drawingml/2006/main"/>
-                </wp:cNvGraphicFramePr>
-                <a:graphic xmlns:a="http://schemas.openxmlformats.org/drawingml/2006/main">
-                  <a:graphicData uri="http://schemas.microsoft.com/office/word/2010/wordprocessingShape">
-                    <wps:wsp>
-                      <wps:cNvSpPr txBox="1">
-                        <a:spLocks noChangeArrowheads="1"/>
-                      </wps:cNvSpPr>
-                      <wps:spPr bwMode="auto">
-                        <a:xfrm>
-                          <a:off x="0" y="0"/>
-                          <a:ext cx="6228000" cy="1500987"/>
-                        </a:xfrm>
-                        <a:prstGeom prst="rect">
-                          <a:avLst/>
-                        </a:prstGeom>
-                        <a:solidFill>
-                          <a:srgbClr val="FFFFFF"/>
-                        </a:solidFill>
-                        <a:ln w="12700" cmpd="dbl">
-                          <a:solidFill>
-                            <a:srgbClr val="000000"/>
-                          </a:solidFill>
-                          <a:miter lim="800000"/>
-                          <a:headEnd/>
-                          <a:tailEnd/>
-                        </a:ln>
-                        <a:effectLst>
-                          <a:outerShdw dist="63500" dir="13500000" algn="br" rotWithShape="0">
-                            <a:schemeClr val="bg1">
-                              <a:lumMod val="85000"/>
-                              <a:lumOff val="0"/>
-                            </a:schemeClr>
-                          </a:outerShdw>
-                        </a:effectLst>
-                      </wps:spPr>
-                      <wps:txbx>
-                        <w:txbxContent>
-                          <w:p>
-                            <w:pPr>
-                              <w:tabs>
-                                <w:tab w:val="left" w:pos="9493"/>
-                              </w:tabs>
-                              <w:spacing w:before="240" w:line="480" w:lineRule="auto"/>
-                              <w:rPr>
-                                <w:rFonts w:ascii="Cambria Math" w:hAnsi="Cambria Math"/>
-                                <w:color w:val="000000" w:themeColor="text1"/>
-                                <w:u w:val="dotted"/>
-                              </w:rPr>
-                            </w:pPr>
-                            <w:r>
-                              <w:rPr>
-                                <w:rFonts w:ascii="Cambria Math" w:eastAsia="Times New Roman" w:hAnsi="Cambria Math" w:cs="Times New Roman"/>
-                                <w:sz w:val="24"/>
-                                <w:szCs w:val="24"/>
-                                <w:u w:val="dotted"/>
-                                <w:lang w:eastAsia="fr-FR"/>
-                              </w:rPr>
-                              <w:tab/>
-                            </w:r>
-                            <w:r>
-                              <w:rPr>
-                                <w:rFonts w:ascii="Cambria Math" w:eastAsia="Times New Roman" w:hAnsi="Cambria Math" w:cs="Times New Roman"/>
-                                <w:sz w:val="24"/>
-                                <w:szCs w:val="24"/>
-                                <w:u w:val="dotted"/>
-                                <w:lang w:eastAsia="fr-FR"/>
-                              </w:rPr>
-                              <w:tab/>
-                            </w:r>
-                            <w:r>
-                              <w:rPr>
-                                <w:rFonts w:ascii="Cambria Math" w:eastAsia="Times New Roman" w:hAnsi="Cambria Math" w:cs="Times New Roman"/>
-                                <w:sz w:val="24"/>
-                                <w:szCs w:val="24"/>
-                                <w:u w:val="dotted"/>
-                                <w:lang w:eastAsia="fr-FR"/>
-                              </w:rPr>
-                              <w:tab/>
-                            </w:r>
-                            <w:r>
-                              <w:rPr>
-                                <w:rFonts w:ascii="Cambria Math" w:eastAsia="Times New Roman" w:hAnsi="Cambria Math" w:cs="Times New Roman"/>
-                                <w:sz w:val="24"/>
-                                <w:szCs w:val="24"/>
-                                <w:u w:val="dotted"/>
-                                <w:lang w:eastAsia="fr-FR"/>
-                              </w:rPr>
-                              <w:tab/>
-                            </w:r>
-                          </w:p>
-                          <w:p>
-                            <w:pPr>
-                              <w:tabs>
-                                <w:tab w:val="left" w:pos="8760"/>
-                              </w:tabs>
-                              <w:rPr>
-                                <w:rFonts w:ascii="Cambria Math" w:hAnsi="Cambria Math"/>
-                                <w:i/>
-                                <w:iCs/>
-                                <w:color w:val="000000" w:themeColor="text1"/>
-                                <w:u w:val="dash"/>
-                              </w:rPr>
-                            </w:pPr>
-                          </w:p>
-                        </w:txbxContent>
-                      </wps:txbx>
-                      <wps:bodyPr rot="0" vert="horz" wrap="square" lIns="91440" tIns="45720" rIns="91440" bIns="45720" anchor="t" anchorCtr="0" upright="1">
-                        <a:noAutofit/>
-                      </wps:bodyPr>
-                    </wps:wsp>
-                  </a:graphicData>
-                </a:graphic>
-              </wp:inline>
-            </w:drawing>
-          </mc:Choice>
-          <mc:Fallback>
-            <w:pict>
-              <v:shape w14:anchorId="1E4C6E7F" id="_x0000_s1029" type="#_x0000_t202" style="width:490.4pt;height:118.2pt;visibility:visible;mso-wrap-style:square;mso-left-percent:-10001;mso-top-percent:-10001;mso-position-horizontal:absolute;mso-position-horizontal-relative:char;mso-position-vertical:absolute;mso-position-vertical-relative:line;mso-left-percent:-10001;mso-top-percent:-10001;v-text-anchor:top" o:gfxdata="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" strokeweight="1pt">
-                <v:stroke linestyle="thinThin"/>
-                <v:shadow on="t" color="#d8d8d8 [2732]" origin=".5,.5" offset="-1.24725mm,-1.24725mm"/>
-                <v:textbox>
-                  <w:txbxContent>
-                    <w:p>
-                      <w:pPr>
-                        <w:tabs>
-                          <w:tab w:val="left" w:pos="9493"/>
-                        </w:tabs>
-                        <w:spacing w:before="240" w:line="480" w:lineRule="auto"/>
-                        <w:rPr>
-                          <w:rFonts w:ascii="Cambria Math" w:hAnsi="Cambria Math"/>
-                          <w:color w:val="000000" w:themeColor="text1"/>
-                          <w:u w:val="dotted"/>
-                        </w:rPr>
-                      </w:pPr>
-                      <w:r>
-                        <w:rPr>
-                          <w:rFonts w:ascii="Cambria Math" w:eastAsia="Times New Roman" w:hAnsi="Cambria Math" w:cs="Times New Roman"/>
-                          <w:sz w:val="24"/>
-                          <w:szCs w:val="24"/>
-                          <w:u w:val="dotted"/>
-                          <w:lang w:eastAsia="fr-FR"/>
-                        </w:rPr>
-                        <w:tab/>
-                      </w:r>
-                      <w:r>
-                        <w:rPr>
-                          <w:rFonts w:ascii="Cambria Math" w:eastAsia="Times New Roman" w:hAnsi="Cambria Math" w:cs="Times New Roman"/>
-                          <w:sz w:val="24"/>
-                          <w:szCs w:val="24"/>
-                          <w:u w:val="dotted"/>
-                          <w:lang w:eastAsia="fr-FR"/>
-                        </w:rPr>
-                        <w:tab/>
-                      </w:r>
-                      <w:r>
-                        <w:rPr>
-                          <w:rFonts w:ascii="Cambria Math" w:eastAsia="Times New Roman" w:hAnsi="Cambria Math" w:cs="Times New Roman"/>
-                          <w:sz w:val="24"/>
-                          <w:szCs w:val="24"/>
-                          <w:u w:val="dotted"/>
-                          <w:lang w:eastAsia="fr-FR"/>
-                        </w:rPr>
-                        <w:tab/>
-                      </w:r>
-                      <w:r>
-                        <w:rPr>
-                          <w:rFonts w:ascii="Cambria Math" w:eastAsia="Times New Roman" w:hAnsi="Cambria Math" w:cs="Times New Roman"/>
-                          <w:sz w:val="24"/>
-                          <w:szCs w:val="24"/>
-                          <w:u w:val="dotted"/>
-                          <w:lang w:eastAsia="fr-FR"/>
-                        </w:rPr>
-                        <w:tab/>
-                      </w:r>
-                    </w:p>
-                    <w:p>
-                      <w:pPr>
-                        <w:tabs>
-                          <w:tab w:val="left" w:pos="8760"/>
-                        </w:tabs>
-                        <w:rPr>
-                          <w:rFonts w:ascii="Cambria Math" w:hAnsi="Cambria Math"/>
-                          <w:i/>
-                          <w:iCs/>
-                          <w:color w:val="000000" w:themeColor="text1"/>
-                          <w:u w:val="dash"/>
-                        </w:rPr>
-                      </w:pPr>
-                    </w:p>
-                  </w:txbxContent>
-                </v:textbox>
-                <w10:anchorlock/>
-              </v:shape>
-            </w:pict>
-          </mc:Fallback>
-        </mc:AlternateContent>
-      </w:r>
-    </w:p>
-    <w:p>
-      <w:pPr>
-        <w:spacing w:before="240" w:after="0"/>
-        <w:rPr>
-          <w:b/>
-          <w:bCs/>
-          <w:sz w:val="24"/>
-          <w:szCs w:val="24"/>
-        </w:rPr>
-      </w:pPr>
-      <w:r>
-        <w:rPr>
-          <w:b/>
-          <w:bCs/>
-          <w:sz w:val="24"/>
-          <w:szCs w:val="24"/>
-        </w:rPr>
-        <w:t>Exemple :</w:t>
-      </w:r>
-    </w:p>
-    <w:p>
-      <w:r>
-        <w:t xml:space="preserve">Les ingrédients </w:t>
-      </w:r>
-      <w:r>
-        <w:t>d’une recette</w:t>
-      </w:r>
-      <w:r>
-        <w:t xml:space="preserve"> sont proportionnels entre eux :</w:t>
-      </w:r>
-    </w:p>
-    <w:tbl>
-      <w:tblPr>
-        <w:tblStyle w:val="Grilledutableau"/>
-        <w:tblW w:w="0" w:type="auto"/>
-        <w:tblBorders>
-          <w:top w:val="single" w:sz="12" w:space="0" w:color="F77943"/>
-          <w:left w:val="single" w:sz="12" w:space="0" w:color="F77943"/>
-          <w:bottom w:val="single" w:sz="12" w:space="0" w:color="F77943"/>
-          <w:right w:val="single" w:sz="12" w:space="0" w:color="F77943"/>
-          <w:insideH w:val="single" w:sz="12" w:space="0" w:color="F77943"/>
-          <w:insideV w:val="single" w:sz="12" w:space="0" w:color="F77943"/>
-        </w:tblBorders>
-        <w:tblLook w:val="04A0" w:firstRow="1" w:lastRow="0" w:firstColumn="1" w:lastColumn="0" w:noHBand="0" w:noVBand="1"/>
-      </w:tblPr>
-      <w:tblGrid>
-        <w:gridCol w:w="2537"/>
-        <w:gridCol w:w="1736"/>
-        <w:gridCol w:w="1737"/>
-      </w:tblGrid>
-      <w:tr>
-        <w:trPr>
-          <w:trHeight w:val="340"/>
-        </w:trPr>
-        <w:tc>
-          <w:tcPr>
-            <w:tcW w:w="2537" w:type="dxa"/>
-            <w:shd w:val="clear" w:color="auto" w:fill="FCD5C4"/>
-            <w:vAlign w:val="center"/>
-          </w:tcPr>
-          <w:p>
-            <w:r>
-              <w:rPr>
-                <w:b/>
-                <w:bCs/>
-              </w:rPr>
-              <w:t>Farine (g)</w:t>
-            </w:r>
-          </w:p>
-        </w:tc>
-        <w:tc>
-          <w:tcPr>
-            <w:tcW w:w="1736" w:type="dxa"/>
-            <w:vAlign w:val="center"/>
-          </w:tcPr>
-          <w:p>
-            <w:pPr>
-              <w:jc w:val="center"/>
-            </w:pPr>
-            <w:r>
-              <w:t>625</w:t>
-            </w:r>
-          </w:p>
-        </w:tc>
-        <w:tc>
-          <w:tcPr>
-            <w:tcW w:w="1737" w:type="dxa"/>
-            <w:vAlign w:val="center"/>
-          </w:tcPr>
-          <w:p>
-            <w:pPr>
-              <w:jc w:val="center"/>
-            </w:pPr>
-            <w:r>
-              <w:t>925</w:t>
-            </w:r>
-          </w:p>
-        </w:tc>
-      </w:tr>
-      <w:tr>
-        <w:trPr>
-          <w:trHeight w:val="340"/>
-        </w:trPr>
-        <w:tc>
-          <w:tcPr>
-            <w:tcW w:w="2537" w:type="dxa"/>
-            <w:shd w:val="clear" w:color="auto" w:fill="FCD5C4"/>
-            <w:vAlign w:val="center"/>
-          </w:tcPr>
-          <w:p>
-            <w:r>
-              <w:rPr>
-                <w:b/>
-                <w:bCs/>
-              </w:rPr>
-              <w:t>Sucre (g)</w:t>
-            </w:r>
-          </w:p>
-        </w:tc>
-        <w:tc>
-          <w:tcPr>
-            <w:tcW w:w="1736" w:type="dxa"/>
-            <w:vAlign w:val="center"/>
-          </w:tcPr>
-          <w:p>
-            <w:pPr>
-              <w:jc w:val="center"/>
-            </w:pPr>
-            <w:r>
-              <w:t>350</w:t>
-            </w:r>
-          </w:p>
-        </w:tc>
-        <w:tc>
-          <w:tcPr>
-            <w:tcW w:w="1737" w:type="dxa"/>
-            <w:vAlign w:val="center"/>
-          </w:tcPr>
-          <w:p>
-            <w:pPr>
-              <w:jc w:val="center"/>
-            </w:pPr>
-            <w:r>
-              <w:t>?</w:t>
-            </w:r>
-          </w:p>
-        </w:tc>
-      </w:tr>
-    </w:tbl>
-    <w:p>
-      <w:pPr>
-        <w:spacing w:before="240"/>
-      </w:pPr>
-      <w:r>
-        <w:t xml:space="preserve">Pour calculer, on utilise la règle de trois : </w:t>
-      </w:r>
-      <m:oMath>
-        <m:f>
-          <m:fPr>
-            <m:ctrlPr>
-              <w:rPr>
-                <w:rFonts w:ascii="Cambria Math" w:hAnsi="Cambria Math"/>
-                <w:i/>
-              </w:rPr>
-            </m:ctrlPr>
-          </m:fPr>
-          <m:num>
-            <m:r>
-              <w:rPr>
-                <w:rFonts w:ascii="Cambria Math" w:hAnsi="Cambria Math"/>
-              </w:rPr>
-              <m:t>925×350</m:t>
-            </m:r>
-          </m:num>
-          <m:den>
-            <m:r>
-              <w:rPr>
-                <w:rFonts w:ascii="Cambria Math" w:hAnsi="Cambria Math"/>
-              </w:rPr>
-              <m:t>625</m:t>
-            </m:r>
-          </m:den>
-        </m:f>
-        <m:r>
-          <w:rPr>
-            <w:rFonts w:ascii="Cambria Math" w:hAnsi="Cambria Math"/>
-          </w:rPr>
-          <m:t>=518</m:t>
-        </m:r>
-      </m:oMath>
-      <w:r>
-        <w:br/>
-        <w:t>Pour 925 g de farine il faut donc 518 g de sucre.</w:t>
       </w:r>
     </w:p>
     <w:sectPr>
